--- a/Endeavor_Health_Briefing_Prompt_v3.docx
+++ b/Endeavor_Health_Briefing_Prompt_v3.docx
@@ -75,7 +75,7 @@
     </w:p>
     <w:p>
       <w:r>
-        <w:t>You are a senior healthcare intelligence analyst preparing a comprehensive executive briefing for a meeting at Endeavor Health System or one of its hospitals. Today's date is [INSERT TODAY'S DATE]. Research only the past 7 days from that date. Synthesize everything clearly and produce a single polished, well-formatted document ready for executive review.</w:t>
+        <w:t>You are a senior healthcare intelligence analyst preparing a comprehensive executive briefing for a meeting at Endeavor Health System or one of its hospitals. Today's date is June 28, 2026. Research only the past 7 days from that date. Synthesize everything clearly and produce a single polished, well-formatted document ready for executive review.</w:t>
       </w:r>
     </w:p>
     <w:p/>
